--- a/templates/court-letters/Ltr to Court Filing DV Applications.docx
+++ b/templates/court-letters/Ltr to Court Filing DV Applications.docx
@@ -1136,7 +1136,7 @@
           <w:b/>
           <w:caps/>
         </w:rPr>
-        <w:t xml:space="preserve">NATALIE QUIRKE </w:t>
+        <w:t xml:space="preserve">NEW GEN AUTOMATION </w:t>
       </w:r>
     </w:p>
     <w:p>
@@ -1171,7 +1171,7 @@
             <w:rFonts w:cs="Arial"/>
             <w:b/>
           </w:rPr>
-          <w:t>natalie@nataliequirke.co.nz</w:t>
+          <w:t>hello@newgenautomation.nz</w:t>
         </w:r>
       </w:hyperlink>
       <w:r>
@@ -1520,7 +1520,7 @@
         <w:sz w:val="52"/>
         <w:szCs w:val="52"/>
       </w:rPr>
-      <w:t xml:space="preserve">Natalie Quirke </w:t>
+      <w:t xml:space="preserve">NEW GEN AUTOMATION </w:t>
     </w:r>
     <w:r>
       <w:rPr>
@@ -1601,7 +1601,7 @@
                               <w:sz w:val="14"/>
                               <w:lang w:val="en-NZ" w:eastAsia="en-NZ"/>
                             </w:rPr>
-                            <w:t xml:space="preserve">PO Box 25 977 </w:t>
+                            <w:t xml:space="preserve">Auckland 1010 </w:t>
                           </w:r>
                         </w:p>
                         <w:p>
@@ -1621,7 +1621,7 @@
                               <w:sz w:val="14"/>
                               <w:lang w:val="en-NZ" w:eastAsia="en-NZ"/>
                             </w:rPr>
-                            <w:t>St Heliers 1070</w:t>
+                            <w:t>Auckland 1010</w:t>
                           </w:r>
                         </w:p>
                         <w:p>
@@ -1720,7 +1720,7 @@
                               <w:sz w:val="14"/>
                               <w:lang w:val="en-NZ" w:eastAsia="en-NZ"/>
                             </w:rPr>
-                            <w:t>natalie@nataliequirke.co.nz</w:t>
+                            <w:t>hello@newgenautomation.nz</w:t>
                           </w:r>
                         </w:p>
                         <w:p>
@@ -1851,7 +1851,7 @@
                         <w:sz w:val="14"/>
                         <w:lang w:val="en-NZ" w:eastAsia="en-NZ"/>
                       </w:rPr>
-                      <w:t xml:space="preserve">PO Box 25 977 </w:t>
+                      <w:t xml:space="preserve">Auckland 1010 </w:t>
                     </w:r>
                   </w:p>
                   <w:p>
@@ -1871,7 +1871,7 @@
                         <w:sz w:val="14"/>
                         <w:lang w:val="en-NZ" w:eastAsia="en-NZ"/>
                       </w:rPr>
-                      <w:t>St Heliers 1070</w:t>
+                      <w:t>Auckland 1010</w:t>
                     </w:r>
                   </w:p>
                   <w:p>
@@ -1970,7 +1970,7 @@
                         <w:sz w:val="14"/>
                         <w:lang w:val="en-NZ" w:eastAsia="en-NZ"/>
                       </w:rPr>
-                      <w:t>natalie@nataliequirke.co.nz</w:t>
+                      <w:t>hello@newgenautomation.nz</w:t>
                     </w:r>
                   </w:p>
                   <w:p>

--- a/templates/court-letters/Ltr to Court Filing DV Applications.docx
+++ b/templates/court-letters/Ltr to Court Filing DV Applications.docx
@@ -1020,7 +1020,7 @@
       </w:pPr>
       <w:r>
         <w:rPr/>
-        <w:t>I would be grateful if you could put this application before a Judge as soon as possible, and advise me of the outcome on 027 494 4411</w:t>
+        <w:t>I would be grateful if you could put this application before a Judge as soon as possible, and advise me of the outcome on 027 230 5006</w:t>
       </w:r>
       <w:r>
         <w:rPr>
@@ -1171,7 +1171,7 @@
             <w:rFonts w:cs="Arial"/>
             <w:b/>
           </w:rPr>
-          <w:t>hello@newgenautomation.nz</w:t>
+          <w:t>will@newgenbusiness.nz</w:t>
         </w:r>
       </w:hyperlink>
       <w:r>
@@ -1643,7 +1643,7 @@
                               <w:sz w:val="14"/>
                               <w:lang w:val="en-NZ" w:eastAsia="en-NZ"/>
                             </w:rPr>
-                            <w:t>Tel:  (09) 575 6757</w:t>
+                            <w:t>Tel: (09) 235 5523</w:t>
                           </w:r>
                         </w:p>
                         <w:p>
@@ -1671,7 +1671,7 @@
                               <w:sz w:val="14"/>
                               <w:lang w:val="en-NZ" w:eastAsia="en-NZ"/>
                             </w:rPr>
-                            <w:t>Fax: (09) 575 6758</w:t>
+                            <w:t/>
                           </w:r>
                         </w:p>
                         <w:p>
@@ -1691,7 +1691,7 @@
                               <w:sz w:val="14"/>
                               <w:lang w:val="en-NZ" w:eastAsia="en-NZ"/>
                             </w:rPr>
-                            <w:t>Mob: 0274 944 411</w:t>
+                            <w:t>Mob: 027 230 5006</w:t>
                           </w:r>
                         </w:p>
                         <w:p>
@@ -1720,7 +1720,7 @@
                               <w:sz w:val="14"/>
                               <w:lang w:val="en-NZ" w:eastAsia="en-NZ"/>
                             </w:rPr>
-                            <w:t>hello@newgenautomation.nz</w:t>
+                            <w:t>will@newgenbusiness.nz</w:t>
                           </w:r>
                         </w:p>
                         <w:p>
@@ -1893,7 +1893,7 @@
                         <w:sz w:val="14"/>
                         <w:lang w:val="en-NZ" w:eastAsia="en-NZ"/>
                       </w:rPr>
-                      <w:t>Tel:  (09) 575 6757</w:t>
+                      <w:t>Tel: (09) 235 5523</w:t>
                     </w:r>
                   </w:p>
                   <w:p>
@@ -1921,7 +1921,7 @@
                         <w:sz w:val="14"/>
                         <w:lang w:val="en-NZ" w:eastAsia="en-NZ"/>
                       </w:rPr>
-                      <w:t>Fax: (09) 575 6758</w:t>
+                      <w:t/>
                     </w:r>
                   </w:p>
                   <w:p>
@@ -1941,7 +1941,7 @@
                         <w:sz w:val="14"/>
                         <w:lang w:val="en-NZ" w:eastAsia="en-NZ"/>
                       </w:rPr>
-                      <w:t>Mob: 0274 944 411</w:t>
+                      <w:t>Mob: 027 230 5006</w:t>
                     </w:r>
                   </w:p>
                   <w:p>
@@ -1970,7 +1970,7 @@
                         <w:sz w:val="14"/>
                         <w:lang w:val="en-NZ" w:eastAsia="en-NZ"/>
                       </w:rPr>
-                      <w:t>hello@newgenautomation.nz</w:t>
+                      <w:t>will@newgenbusiness.nz</w:t>
                     </w:r>
                   </w:p>
                   <w:p>
